--- a/ats/ATS_Neurotechnology_BCI_Resume.docx
+++ b/ats/ATS_Neurotechnology_BCI_Resume.docx
@@ -70,7 +70,7 @@
           <w:color w:val="111111"/>
           <w:sz w:val="19"/>
         </w:rPr>
-        <w:t>Neurotechnology and BCI research engineer combining computational behavioural neuroscience, embedded systems, EEG/fNIRS acquisition, synchronized behavioural experiments, Python analysis, LSL/LabRecorder workflows, and FPGA-based neuromorphic research. Current PhD student and Research Assistant at the University of Lethbridge building practical tools for brain-care, behavioural neuroscience, and neural decision modeling.</w:t>
+        <w:t>Neurotechnology and BCI research engineer combining computational behavioural neuroscience, embedded systems, EEG/fNIRS acquisition, synchronized behavioural experiments, CGX/XDF dataset creation, Python analysis, live classifier/game loops, LSL/LabRecorder workflows, and FPGA-based neuromorphic research.</w:t>
       </w:r>
     </w:p>
     <w:p>
@@ -88,7 +88,7 @@
         <w:ind w:left="461" w:hanging="230"/>
       </w:pPr>
       <w:r>
-        <w:t>EEG, fNIRS, BCI, computational behavioural neuroscience, neural data acquisition, behavioural task markers, XDF sessions</w:t>
+        <w:t>EEG, fNIRS, BCI, CGX EEG, computational behavioural neuroscience, neural data acquisition, behavioural task markers, XDF sessions</w:t>
       </w:r>
     </w:p>
     <w:p>
@@ -400,7 +400,33 @@
           <w:color w:val="111111"/>
           <w:sz w:val="19"/>
         </w:rPr>
-        <w:t>8eeg8fNIRS</w:t>
+        <w:t>CGX_dataset_game</w:t>
+      </w:r>
+    </w:p>
+    <w:p>
+      <w:pPr>
+        <w:pStyle w:val="ListBullet"/>
+        <w:spacing w:after="40" w:line="250" w:lineRule="auto"/>
+        <w:ind w:left="461" w:hanging="230"/>
+      </w:pPr>
+      <w:r>
+        <w:t>Built the CGX software branch for labelled EEG dataset creation and software evaluation: CGX EEG plus five-state stimulus markers are recorded to XDF, preprocessed into labelled CSV, trained into classifier artifacts, and replayed live as INTENT UDP packets to a browser game.</w:t>
+      </w:r>
+    </w:p>
+    <w:p>
+      <w:pPr>
+        <w:keepNext/>
+        <w:spacing w:before="40" w:after="20" w:line="259" w:lineRule="auto"/>
+      </w:pPr>
+      <w:r>
+        <w:rPr>
+          <w:rFonts w:ascii="Calibri" w:hAnsi="Calibri"/>
+          <w:b/>
+          <w:i w:val="0"/>
+          <w:color w:val="111111"/>
+          <w:sz w:val="19"/>
+        </w:rPr>
+        <w:t>BCT_8EEG_8FNIRS</w:t>
       </w:r>
     </w:p>
     <w:p>
@@ -426,7 +452,7 @@
           <w:color w:val="111111"/>
           <w:sz w:val="19"/>
         </w:rPr>
-        <w:t>Sheeg</w:t>
+        <w:t>BCI_Game_Loop_FPGA</w:t>
       </w:r>
     </w:p>
     <w:p>
@@ -436,33 +462,7 @@
         <w:ind w:left="461" w:hanging="230"/>
       </w:pPr>
       <w:r>
-        <w:t>Built synchronized EEG + behavioural experiment orchestration with CGX Acquisition, UDP-to-LSL marker bridge, LSL stream probing, LabRecorder remote control, XDF recording, and session metadata.</w:t>
-      </w:r>
-    </w:p>
-    <w:p>
-      <w:pPr>
-        <w:keepNext/>
-        <w:spacing w:before="40" w:after="20" w:line="259" w:lineRule="auto"/>
-      </w:pPr>
-      <w:r>
-        <w:rPr>
-          <w:rFonts w:ascii="Calibri" w:hAnsi="Calibri"/>
-          <w:b/>
-          <w:i w:val="0"/>
-          <w:color w:val="111111"/>
-          <w:sz w:val="19"/>
-        </w:rPr>
-        <w:t>snn_qisnn_rodent_raster</w:t>
-      </w:r>
-    </w:p>
-    <w:p>
-      <w:pPr>
-        <w:pStyle w:val="ListBullet"/>
-        <w:spacing w:after="40" w:line="250" w:lineRule="auto"/>
-        <w:ind w:left="461" w:hanging="230"/>
-      </w:pPr>
-      <w:r>
-        <w:t>Prepared rodent decision decoding pipeline that converts neural population raster windows into 12 x 196 temporal features for no-lick, left-lick, and right-lick prediction experiments.</w:t>
+        <w:t>Connected trained/quantized EEG intent models to an FPGA/game control contract with fixed idle, left, right, up, and down classes, confidence_q15 scoring, golden-window replay, and safety gates before enabling live commands.</w:t>
       </w:r>
     </w:p>
     <w:p>

--- a/ats/ATS_Neurotechnology_BCI_Resume.docx
+++ b/ats/ATS_Neurotechnology_BCI_Resume.docx
@@ -485,6 +485,16 @@
     </w:p>
     <w:p>
       <w:pPr>
+        <w:pStyle w:val="ListBullet"/>
+        <w:spacing w:after="40" w:line="250" w:lineRule="auto"/>
+        <w:ind w:left="461" w:hanging="230"/>
+      </w:pPr>
+      <w:r>
+        <w:t>Published thesis: Singh H. A robust intrusion detection system utilizing uncertain reasoning techniques in artificial intelligence. The University of Regina (Canada); 2024.</w:t>
+      </w:r>
+    </w:p>
+    <w:p>
+      <w:pPr>
         <w:pStyle w:val="Heading2"/>
       </w:pPr>
       <w:r>
